--- a/小野町_引継ぎ_整理済/08_協議会資料/令和8年度第2回小野町自立支援協議会資料（案）_20261021.docx
+++ b/小野町_引継ぎ_整理済/08_協議会資料/令和8年度第2回小野町自立支援協議会資料（案）_20261021.docx
@@ -4678,7 +4678,7 @@
           <w:i w:val="0"/>
           <w:sz w:val="21"/>
         </w:rPr>
-        <w:t>③ 前回調査（令和5年度）と比べられる設問は、比べて変化を示します</w:t>
+        <w:t>③ 前回調査（令和5年度）と比べられる設問は、素案（第1部第3章4）で比べています。</w:t>
       </w:r>
       <w:r>
         <w:rPr>
@@ -4687,7 +4687,7 @@
           <w:i w:val="0"/>
           <w:sz w:val="21"/>
         </w:rPr>
-        <w:t>（【町データ待ち】：前回調査の設問別の回答数）。</w:t>
+        <w:t xml:space="preserve"> 前の設問の回答で対象が限られる設問は、今期と前回で割合の基数が異なるため、参考として示しています。</w:t>
       </w:r>
     </w:p>
     <w:p>
@@ -6821,7 +6821,7 @@
           <w:i w:val="0"/>
           <w:sz w:val="21"/>
         </w:rPr>
-        <w:t xml:space="preserve"> 確定していない箇所は76か所あり、理由別に印を付けています。</w:t>
+        <w:t xml:space="preserve"> 確定していない箇所は90か所あり、理由別に印を付けています。</w:t>
       </w:r>
     </w:p>
     <w:p>
@@ -6993,7 +6993,7 @@
                 <w:i w:val="0"/>
                 <w:sz w:val="17"/>
               </w:rPr>
-              <w:t>44</w:t>
+              <w:t>58</w:t>
             </w:r>
           </w:p>
         </w:tc>
@@ -7056,7 +7056,7 @@
                 <w:i w:val="0"/>
                 <w:sz w:val="17"/>
               </w:rPr>
-              <w:t>18</w:t>
+              <w:t>19</w:t>
             </w:r>
           </w:p>
         </w:tc>
@@ -7185,7 +7185,7 @@
                 <w:i w:val="0"/>
                 <w:sz w:val="17"/>
               </w:rPr>
-              <w:t>1</w:t>
+              <w:t>0</w:t>
             </w:r>
           </w:p>
         </w:tc>

--- a/小野町_引継ぎ_整理済/08_協議会資料/令和8年度第2回小野町自立支援協議会資料（案）_20261021.docx
+++ b/小野町_引継ぎ_整理済/08_協議会資料/令和8年度第2回小野町自立支援協議会資料（案）_20261021.docx
@@ -61,7 +61,7 @@
           <w:i w:val="0"/>
           <w:sz w:val="26"/>
         </w:rPr>
-        <w:t>開催日：【決定後に記載】</w:t>
+        <w:t>令和8年11月下旬（予定）</w:t>
       </w:r>
     </w:p>
     <w:p>
@@ -924,7 +924,7 @@
             <w:b/>
             <w:sz w:val="22"/>
           </w:rPr>
-          <w:t xml:space="preserve">8　今後の日程</w:t>
+          <w:t xml:space="preserve">8　関係者の皆様へのお尋ね</w:t>
         </w:r>
         <w:r>
           <w:rPr>
@@ -946,6 +946,68 @@
             <w:sz w:val="20"/>
           </w:rPr>
           <w:instrText xml:space="preserve"> PAGEREF _Toc_014 \h </w:instrText>
+        </w:r>
+        <w:r>
+          <w:rPr>
+            <w:rFonts w:ascii="游ゴシック" w:hAnsi="游ゴシック" w:eastAsia="游ゴシック"/>
+            <w:sz w:val="20"/>
+          </w:rPr>
+          <w:fldChar w:fldCharType="separate"/>
+        </w:r>
+        <w:r>
+          <w:rPr>
+            <w:rFonts w:ascii="游ゴシック" w:hAnsi="游ゴシック" w:eastAsia="游ゴシック"/>
+            <w:b/>
+            <w:sz w:val="20"/>
+          </w:rPr>
+          <w:t xml:space="preserve">－</w:t>
+        </w:r>
+        <w:r>
+          <w:rPr>
+            <w:rFonts w:ascii="游ゴシック" w:hAnsi="游ゴシック" w:eastAsia="游ゴシック"/>
+            <w:sz w:val="20"/>
+          </w:rPr>
+          <w:fldChar w:fldCharType="end"/>
+        </w:r>
+      </w:hyperlink>
+    </w:p>
+    <w:p>
+      <w:pPr>
+        <w:tabs>
+          <w:tab w:pos="9751" w:val="right" w:leader="dot"/>
+        </w:tabs>
+        <w:spacing w:before="20" w:after="20" w:line="252" w:lineRule="auto"/>
+        <w:ind w:left="0"/>
+      </w:pPr>
+      <w:hyperlink w:anchor="_Toc_015">
+        <w:r>
+          <w:rPr>
+            <w:rFonts w:ascii="游ゴシック" w:hAnsi="游ゴシック" w:eastAsia="游ゴシック"/>
+            <w:b/>
+            <w:sz w:val="22"/>
+          </w:rPr>
+          <w:t xml:space="preserve">9　今後の日程</w:t>
+        </w:r>
+        <w:r>
+          <w:rPr>
+            <w:rFonts w:ascii="游ゴシック" w:hAnsi="游ゴシック" w:eastAsia="游ゴシック"/>
+            <w:sz w:val="20"/>
+          </w:rPr>
+          <w:tab/>
+        </w:r>
+        <w:r>
+          <w:rPr>
+            <w:rFonts w:ascii="游ゴシック" w:hAnsi="游ゴシック" w:eastAsia="游ゴシック"/>
+            <w:sz w:val="20"/>
+          </w:rPr>
+          <w:fldChar w:fldCharType="begin"/>
+        </w:r>
+        <w:r>
+          <w:rPr>
+            <w:rFonts w:ascii="游ゴシック" w:hAnsi="游ゴシック" w:eastAsia="游ゴシック"/>
+            <w:sz w:val="20"/>
+          </w:rPr>
+          <w:instrText xml:space="preserve"> PAGEREF _Toc_015 \h </w:instrText>
         </w:r>
         <w:r>
           <w:rPr>
@@ -1330,7 +1392,6 @@
           </w:tcPr>
           <w:p>
             <w:pPr>
-              <w:keepNext/>
               <w:spacing w:before="20" w:after="20"/>
             </w:pPr>
             <w:r>
@@ -1351,7 +1412,6 @@
           </w:tcPr>
           <w:p>
             <w:pPr>
-              <w:keepNext/>
               <w:spacing w:before="20" w:after="20"/>
             </w:pPr>
             <w:r>
@@ -1372,7 +1432,6 @@
           </w:tcPr>
           <w:p>
             <w:pPr>
-              <w:keepNext/>
               <w:spacing w:before="20" w:after="20"/>
             </w:pPr>
             <w:r>
@@ -1395,6 +1454,7 @@
           </w:tcPr>
           <w:p>
             <w:pPr>
+              <w:keepNext/>
               <w:spacing w:before="20" w:after="20"/>
             </w:pPr>
             <w:r>
@@ -1405,6 +1465,70 @@
                 <w:sz w:val="17"/>
               </w:rPr>
               <w:t>5</w:t>
+            </w:r>
+          </w:p>
+        </w:tc>
+        <w:tc>
+          <w:tcPr>
+            <w:tcW w:type="dxa" w:w="3175"/>
+            <w:vAlign w:val="center"/>
+          </w:tcPr>
+          <w:p>
+            <w:pPr>
+              <w:keepNext/>
+              <w:spacing w:before="20" w:after="20"/>
+            </w:pPr>
+            <w:r>
+              <w:rPr>
+                <w:rFonts w:ascii="游ゴシック" w:hAnsi="游ゴシック" w:eastAsia="游ゴシック"/>
+                <w:b w:val="0"/>
+                <w:i w:val="0"/>
+                <w:sz w:val="17"/>
+              </w:rPr>
+              <w:t>関係者の皆様へのお尋ね</w:t>
+            </w:r>
+          </w:p>
+        </w:tc>
+        <w:tc>
+          <w:tcPr>
+            <w:tcW w:type="dxa" w:w="6066"/>
+            <w:vAlign w:val="center"/>
+          </w:tcPr>
+          <w:p>
+            <w:pPr>
+              <w:keepNext/>
+              <w:spacing w:before="20" w:after="20"/>
+            </w:pPr>
+            <w:r>
+              <w:rPr>
+                <w:rFonts w:ascii="游ゴシック" w:hAnsi="游ゴシック" w:eastAsia="游ゴシック"/>
+                <w:b w:val="0"/>
+                <w:i w:val="0"/>
+                <w:sz w:val="17"/>
+              </w:rPr>
+              <w:t>日頃の支援の中でお感じになっていること（受入の余力、短期入所、相談支援など）</w:t>
+            </w:r>
+          </w:p>
+        </w:tc>
+      </w:tr>
+      <w:tr>
+        <w:tc>
+          <w:tcPr>
+            <w:tcW w:type="dxa" w:w="510"/>
+            <w:vAlign w:val="center"/>
+          </w:tcPr>
+          <w:p>
+            <w:pPr>
+              <w:spacing w:before="20" w:after="20"/>
+            </w:pPr>
+            <w:r>
+              <w:rPr>
+                <w:rFonts w:ascii="游ゴシック" w:hAnsi="游ゴシック" w:eastAsia="游ゴシック"/>
+                <w:b w:val="0"/>
+                <w:i w:val="0"/>
+                <w:sz w:val="17"/>
+              </w:rPr>
+              <w:t>6</w:t>
             </w:r>
           </w:p>
         </w:tc>
@@ -13607,9 +13731,32 @@
           <w:color w:val="2E74B5"/>
           <w:sz w:val="30"/>
         </w:rPr>
-        <w:t>8　今後の日程</w:t>
+        <w:t>8　関係者の皆様へのお尋ね</w:t>
       </w:r>
       <w:bookmarkEnd w:id="114"/>
+    </w:p>
+    <w:p>
+      <w:pPr>
+        <w:spacing w:before="60" w:after="60"/>
+      </w:pPr>
+      <w:r>
+        <w:rPr>
+          <w:rFonts w:ascii="游ゴシック" w:hAnsi="游ゴシック" w:eastAsia="游ゴシック"/>
+          <w:b/>
+          <w:i w:val="0"/>
+          <w:sz w:val="21"/>
+        </w:rPr>
+        <w:t>計画の見込量と、その確保の方策を考えるため、日頃の支援の中でお感じになっていることを伺います。</w:t>
+      </w:r>
+      <w:r>
+        <w:rPr>
+          <w:rFonts w:ascii="游ゴシック" w:hAnsi="游ゴシック" w:eastAsia="游ゴシック"/>
+          <w:b w:val="0"/>
+          <w:i w:val="0"/>
+          <w:sz w:val="21"/>
+        </w:rPr>
+        <w:t xml:space="preserve"> いただいたご意見は、関係者団体等の意見として調査結果報告書にまとめ、計画に反映します。</w:t>
+      </w:r>
     </w:p>
     <w:p>
       <w:pPr>
@@ -13624,7 +13771,471 @@
           <w:color w:val="1F4D78"/>
           <w:sz w:val="22"/>
         </w:rPr>
-        <w:t>【表15】今後の日程</w:t>
+        <w:t>【表15】関係者の皆様へのお尋ね</w:t>
+      </w:r>
+    </w:p>
+    <w:tbl>
+      <w:tblPr>
+        <w:tblW w:type="auto" w:w="0"/>
+        <w:jc w:val="center"/>
+        <w:tblLayout w:type="fixed"/>
+        <w:tblLook w:firstColumn="1" w:firstRow="1" w:lastColumn="0" w:lastRow="0" w:noHBand="0" w:noVBand="1" w:val="04A0"/>
+        <w:tblBorders>
+          <w:top w:val="single" w:sz="6" w:space="0" w:color="2E75B6"/>
+          <w:left w:val="single" w:sz="4" w:space="0" w:color="BFBFBF"/>
+          <w:bottom w:val="single" w:sz="6" w:space="0" w:color="2E75B6"/>
+          <w:right w:val="single" w:sz="4" w:space="0" w:color="BFBFBF"/>
+          <w:insideH w:val="single" w:sz="4" w:space="0" w:color="BFBFBF"/>
+          <w:insideV w:val="single" w:sz="4" w:space="0" w:color="BFBFBF"/>
+        </w:tblBorders>
+        <w:tblCellMar>
+          <w:left w:w="10" w:type="dxa"/>
+          <w:right w:w="10" w:type="dxa"/>
+        </w:tblCellMar>
+      </w:tblPr>
+      <w:tblGrid>
+        <w:gridCol w:w="454"/>
+        <w:gridCol w:w="6236"/>
+        <w:gridCol w:w="3061"/>
+      </w:tblGrid>
+      <w:tr>
+        <w:tc>
+          <w:tcPr>
+            <w:tcW w:type="dxa" w:w="454"/>
+            <w:shd w:val="clear" w:fill="1F3864"/>
+            <w:vAlign w:val="center"/>
+          </w:tcPr>
+          <w:p>
+            <w:pPr>
+              <w:spacing w:before="20" w:after="20"/>
+              <w:jc w:val="center"/>
+            </w:pPr>
+            <w:r>
+              <w:rPr>
+                <w:rFonts w:ascii="游ゴシック" w:hAnsi="游ゴシック" w:eastAsia="游ゴシック"/>
+                <w:b/>
+                <w:i w:val="0"/>
+                <w:color w:val="FFFFFF"/>
+                <w:sz w:val="17"/>
+              </w:rPr>
+              <w:t>№</w:t>
+            </w:r>
+          </w:p>
+        </w:tc>
+        <w:tc>
+          <w:tcPr>
+            <w:tcW w:type="dxa" w:w="6236"/>
+            <w:shd w:val="clear" w:fill="1F3864"/>
+            <w:vAlign w:val="center"/>
+          </w:tcPr>
+          <w:p>
+            <w:pPr>
+              <w:spacing w:before="20" w:after="20"/>
+              <w:jc w:val="center"/>
+            </w:pPr>
+            <w:r>
+              <w:rPr>
+                <w:rFonts w:ascii="游ゴシック" w:hAnsi="游ゴシック" w:eastAsia="游ゴシック"/>
+                <w:b/>
+                <w:i w:val="0"/>
+                <w:color w:val="FFFFFF"/>
+                <w:sz w:val="17"/>
+              </w:rPr>
+              <w:t>お尋ね</w:t>
+            </w:r>
+          </w:p>
+        </w:tc>
+        <w:tc>
+          <w:tcPr>
+            <w:tcW w:type="dxa" w:w="3061"/>
+            <w:shd w:val="clear" w:fill="1F3864"/>
+            <w:vAlign w:val="center"/>
+          </w:tcPr>
+          <w:p>
+            <w:pPr>
+              <w:spacing w:before="20" w:after="20"/>
+              <w:jc w:val="center"/>
+            </w:pPr>
+            <w:r>
+              <w:rPr>
+                <w:rFonts w:ascii="游ゴシック" w:hAnsi="游ゴシック" w:eastAsia="游ゴシック"/>
+                <w:b/>
+                <w:i w:val="0"/>
+                <w:color w:val="FFFFFF"/>
+                <w:sz w:val="17"/>
+              </w:rPr>
+              <w:t>計画で使う先</w:t>
+            </w:r>
+          </w:p>
+        </w:tc>
+      </w:tr>
+      <w:tr>
+        <w:tc>
+          <w:tcPr>
+            <w:tcW w:type="dxa" w:w="454"/>
+            <w:vAlign w:val="center"/>
+          </w:tcPr>
+          <w:p>
+            <w:pPr>
+              <w:spacing w:before="20" w:after="20"/>
+            </w:pPr>
+            <w:r>
+              <w:rPr>
+                <w:rFonts w:ascii="游ゴシック" w:hAnsi="游ゴシック" w:eastAsia="游ゴシック"/>
+                <w:b w:val="0"/>
+                <w:i w:val="0"/>
+                <w:sz w:val="17"/>
+              </w:rPr>
+              <w:t>1</w:t>
+            </w:r>
+          </w:p>
+        </w:tc>
+        <w:tc>
+          <w:tcPr>
+            <w:tcW w:type="dxa" w:w="6236"/>
+            <w:vAlign w:val="center"/>
+          </w:tcPr>
+          <w:p>
+            <w:pPr>
+              <w:spacing w:before="20" w:after="20"/>
+            </w:pPr>
+            <w:r>
+              <w:rPr>
+                <w:rFonts w:ascii="游ゴシック" w:hAnsi="游ゴシック" w:eastAsia="游ゴシック"/>
+                <w:b w:val="0"/>
+                <w:i w:val="0"/>
+                <w:sz w:val="17"/>
+              </w:rPr>
+              <w:t>町内・近隣の事業所で、新たな利用の申込みを受けにくくなっているサービスはありますか</w:t>
+            </w:r>
+          </w:p>
+        </w:tc>
+        <w:tc>
+          <w:tcPr>
+            <w:tcW w:type="dxa" w:w="3061"/>
+            <w:vAlign w:val="center"/>
+          </w:tcPr>
+          <w:p>
+            <w:pPr>
+              <w:spacing w:before="20" w:after="20"/>
+            </w:pPr>
+            <w:r>
+              <w:rPr>
+                <w:rFonts w:ascii="游ゴシック" w:hAnsi="游ゴシック" w:eastAsia="游ゴシック"/>
+                <w:b w:val="0"/>
+                <w:i w:val="0"/>
+                <w:sz w:val="17"/>
+              </w:rPr>
+              <w:t>見込量の確保の方策</w:t>
+            </w:r>
+          </w:p>
+        </w:tc>
+      </w:tr>
+      <w:tr>
+        <w:tc>
+          <w:tcPr>
+            <w:tcW w:type="dxa" w:w="454"/>
+            <w:vAlign w:val="center"/>
+          </w:tcPr>
+          <w:p>
+            <w:pPr>
+              <w:spacing w:before="20" w:after="20"/>
+            </w:pPr>
+            <w:r>
+              <w:rPr>
+                <w:rFonts w:ascii="游ゴシック" w:hAnsi="游ゴシック" w:eastAsia="游ゴシック"/>
+                <w:b w:val="0"/>
+                <w:i w:val="0"/>
+                <w:sz w:val="17"/>
+              </w:rPr>
+              <w:t>2</w:t>
+            </w:r>
+          </w:p>
+        </w:tc>
+        <w:tc>
+          <w:tcPr>
+            <w:tcW w:type="dxa" w:w="6236"/>
+            <w:vAlign w:val="center"/>
+          </w:tcPr>
+          <w:p>
+            <w:pPr>
+              <w:spacing w:before="20" w:after="20"/>
+            </w:pPr>
+            <w:r>
+              <w:rPr>
+                <w:rFonts w:ascii="游ゴシック" w:hAnsi="游ゴシック" w:eastAsia="游ゴシック"/>
+                <w:b w:val="0"/>
+                <w:i w:val="0"/>
+                <w:sz w:val="17"/>
+              </w:rPr>
+              <w:t>短期入所（ショートステイ）を使いたいときに、受入先が見つからなかったことはありますか</w:t>
+            </w:r>
+          </w:p>
+        </w:tc>
+        <w:tc>
+          <w:tcPr>
+            <w:tcW w:type="dxa" w:w="3061"/>
+            <w:vAlign w:val="center"/>
+          </w:tcPr>
+          <w:p>
+            <w:pPr>
+              <w:spacing w:before="20" w:after="20"/>
+            </w:pPr>
+            <w:r>
+              <w:rPr>
+                <w:rFonts w:ascii="游ゴシック" w:hAnsi="游ゴシック" w:eastAsia="游ゴシック"/>
+                <w:b w:val="0"/>
+                <w:i w:val="0"/>
+                <w:sz w:val="17"/>
+              </w:rPr>
+              <w:t>短期入所の確保、地域生活支援拠点</w:t>
+            </w:r>
+          </w:p>
+        </w:tc>
+      </w:tr>
+      <w:tr>
+        <w:tc>
+          <w:tcPr>
+            <w:tcW w:type="dxa" w:w="454"/>
+            <w:vAlign w:val="center"/>
+          </w:tcPr>
+          <w:p>
+            <w:pPr>
+              <w:spacing w:before="20" w:after="20"/>
+            </w:pPr>
+            <w:r>
+              <w:rPr>
+                <w:rFonts w:ascii="游ゴシック" w:hAnsi="游ゴシック" w:eastAsia="游ゴシック"/>
+                <w:b w:val="0"/>
+                <w:i w:val="0"/>
+                <w:sz w:val="17"/>
+              </w:rPr>
+              <w:t>3</w:t>
+            </w:r>
+          </w:p>
+        </w:tc>
+        <w:tc>
+          <w:tcPr>
+            <w:tcW w:type="dxa" w:w="6236"/>
+            <w:vAlign w:val="center"/>
+          </w:tcPr>
+          <w:p>
+            <w:pPr>
+              <w:spacing w:before="20" w:after="20"/>
+            </w:pPr>
+            <w:r>
+              <w:rPr>
+                <w:rFonts w:ascii="游ゴシック" w:hAnsi="游ゴシック" w:eastAsia="游ゴシック"/>
+                <w:b w:val="0"/>
+                <w:i w:val="0"/>
+                <w:sz w:val="17"/>
+              </w:rPr>
+              <w:t>相談支援専門員が見つからず、ご本人等が計画をつくっている例（セルフプラン）はありますか</w:t>
+            </w:r>
+          </w:p>
+        </w:tc>
+        <w:tc>
+          <w:tcPr>
+            <w:tcW w:type="dxa" w:w="3061"/>
+            <w:vAlign w:val="center"/>
+          </w:tcPr>
+          <w:p>
+            <w:pPr>
+              <w:spacing w:before="20" w:after="20"/>
+            </w:pPr>
+            <w:r>
+              <w:rPr>
+                <w:rFonts w:ascii="游ゴシック" w:hAnsi="游ゴシック" w:eastAsia="游ゴシック"/>
+                <w:b w:val="0"/>
+                <w:i w:val="0"/>
+                <w:sz w:val="17"/>
+              </w:rPr>
+              <w:t>成果目標⑤</w:t>
+            </w:r>
+          </w:p>
+        </w:tc>
+      </w:tr>
+      <w:tr>
+        <w:tc>
+          <w:tcPr>
+            <w:tcW w:type="dxa" w:w="454"/>
+            <w:vAlign w:val="center"/>
+          </w:tcPr>
+          <w:p>
+            <w:pPr>
+              <w:keepNext/>
+              <w:spacing w:before="20" w:after="20"/>
+            </w:pPr>
+            <w:r>
+              <w:rPr>
+                <w:rFonts w:ascii="游ゴシック" w:hAnsi="游ゴシック" w:eastAsia="游ゴシック"/>
+                <w:b w:val="0"/>
+                <w:i w:val="0"/>
+                <w:sz w:val="17"/>
+              </w:rPr>
+              <w:t>4</w:t>
+            </w:r>
+          </w:p>
+        </w:tc>
+        <w:tc>
+          <w:tcPr>
+            <w:tcW w:type="dxa" w:w="6236"/>
+            <w:vAlign w:val="center"/>
+          </w:tcPr>
+          <w:p>
+            <w:pPr>
+              <w:keepNext/>
+              <w:spacing w:before="20" w:after="20"/>
+            </w:pPr>
+            <w:r>
+              <w:rPr>
+                <w:rFonts w:ascii="游ゴシック" w:hAnsi="游ゴシック" w:eastAsia="游ゴシック"/>
+                <w:b w:val="0"/>
+                <w:i w:val="0"/>
+                <w:sz w:val="17"/>
+              </w:rPr>
+              <w:t>町外の事業所に通うときの送迎・移動で、困っていることはありますか</w:t>
+            </w:r>
+          </w:p>
+        </w:tc>
+        <w:tc>
+          <w:tcPr>
+            <w:tcW w:type="dxa" w:w="3061"/>
+            <w:vAlign w:val="center"/>
+          </w:tcPr>
+          <w:p>
+            <w:pPr>
+              <w:keepNext/>
+              <w:spacing w:before="20" w:after="20"/>
+            </w:pPr>
+            <w:r>
+              <w:rPr>
+                <w:rFonts w:ascii="游ゴシック" w:hAnsi="游ゴシック" w:eastAsia="游ゴシック"/>
+                <w:b w:val="0"/>
+                <w:i w:val="0"/>
+                <w:sz w:val="17"/>
+              </w:rPr>
+              <w:t>第2部第3章、確保の方策</w:t>
+            </w:r>
+          </w:p>
+        </w:tc>
+      </w:tr>
+      <w:tr>
+        <w:tc>
+          <w:tcPr>
+            <w:tcW w:type="dxa" w:w="454"/>
+            <w:vAlign w:val="center"/>
+          </w:tcPr>
+          <w:p>
+            <w:pPr>
+              <w:spacing w:before="20" w:after="20"/>
+            </w:pPr>
+            <w:r>
+              <w:rPr>
+                <w:rFonts w:ascii="游ゴシック" w:hAnsi="游ゴシック" w:eastAsia="游ゴシック"/>
+                <w:b w:val="0"/>
+                <w:i w:val="0"/>
+                <w:sz w:val="17"/>
+              </w:rPr>
+              <w:t>5</w:t>
+            </w:r>
+          </w:p>
+        </w:tc>
+        <w:tc>
+          <w:tcPr>
+            <w:tcW w:type="dxa" w:w="6236"/>
+            <w:vAlign w:val="center"/>
+          </w:tcPr>
+          <w:p>
+            <w:pPr>
+              <w:spacing w:before="20" w:after="20"/>
+            </w:pPr>
+            <w:r>
+              <w:rPr>
+                <w:rFonts w:ascii="游ゴシック" w:hAnsi="游ゴシック" w:eastAsia="游ゴシック"/>
+                <w:b w:val="0"/>
+                <w:i w:val="0"/>
+                <w:sz w:val="17"/>
+              </w:rPr>
+              <w:t>ご家族が高齢になったあとの暮らし（親亡き後）について、今のうちに備えるべきことは何ですか</w:t>
+            </w:r>
+          </w:p>
+        </w:tc>
+        <w:tc>
+          <w:tcPr>
+            <w:tcW w:type="dxa" w:w="3061"/>
+            <w:vAlign w:val="center"/>
+          </w:tcPr>
+          <w:p>
+            <w:pPr>
+              <w:spacing w:before="20" w:after="20"/>
+            </w:pPr>
+            <w:r>
+              <w:rPr>
+                <w:rFonts w:ascii="游ゴシック" w:hAnsi="游ゴシック" w:eastAsia="游ゴシック"/>
+                <w:b w:val="0"/>
+                <w:i w:val="0"/>
+                <w:sz w:val="17"/>
+              </w:rPr>
+              <w:t>第2部第7章、居住系</w:t>
+            </w:r>
+          </w:p>
+        </w:tc>
+      </w:tr>
+    </w:tbl>
+    <w:p>
+      <w:pPr>
+        <w:spacing w:after="40"/>
+      </w:pPr>
+    </w:p>
+    <w:p>
+      <w:pPr>
+        <w:spacing w:before="40" w:after="160"/>
+        <w:ind w:left="113"/>
+      </w:pPr>
+      <w:r>
+        <w:rPr>
+          <w:rFonts w:ascii="游ゴシック" w:hAnsi="游ゴシック" w:eastAsia="游ゴシック"/>
+          <w:b w:val="0"/>
+          <w:i w:val="0"/>
+          <w:sz w:val="17"/>
+        </w:rPr>
+        <w:t>町内にある障がい福祉の事業所は、生活介護・就労継続支援Ｂ型・計画相談支援・障害児相談支援の7か所です（障害福祉サービス等情報公表システム、令和8年3月）。短期入所・居宅介護・グループホーム・児童発達支援などは町外の事業所の利用です</w:t>
+      </w:r>
+    </w:p>
+    <w:p>
+      <w:pPr>
+        <w:pStyle w:val="Heading1"/>
+        <w:keepNext/>
+        <w:spacing w:before="240" w:after="100"/>
+      </w:pPr>
+      <w:bookmarkStart w:id="115" w:name="_Toc_015"/>
+      <w:r>
+        <w:rPr>
+          <w:rFonts w:ascii="游ゴシック" w:hAnsi="游ゴシック" w:eastAsia="游ゴシック"/>
+          <w:b/>
+          <w:i w:val="0"/>
+          <w:color w:val="2E74B5"/>
+          <w:sz w:val="30"/>
+        </w:rPr>
+        <w:t>9　今後の日程</w:t>
+      </w:r>
+      <w:bookmarkEnd w:id="115"/>
+    </w:p>
+    <w:p>
+      <w:pPr>
+        <w:keepNext/>
+        <w:spacing w:before="200" w:after="40"/>
+      </w:pPr>
+      <w:r>
+        <w:rPr>
+          <w:rFonts w:ascii="游ゴシック" w:hAnsi="游ゴシック" w:eastAsia="游ゴシック"/>
+          <w:b/>
+          <w:i w:val="0"/>
+          <w:color w:val="1F4D78"/>
+          <w:sz w:val="22"/>
+        </w:rPr>
+        <w:t>【表16】今後の日程</w:t>
       </w:r>
     </w:p>
     <w:tbl>
@@ -13715,6 +14326,48 @@
                 <w:i w:val="0"/>
                 <w:sz w:val="17"/>
               </w:rPr>
+              <w:t>令和8年11月下旬</w:t>
+            </w:r>
+          </w:p>
+        </w:tc>
+        <w:tc>
+          <w:tcPr>
+            <w:tcW w:type="dxa" w:w="6917"/>
+            <w:vAlign w:val="center"/>
+          </w:tcPr>
+          <w:p>
+            <w:pPr>
+              <w:spacing w:before="20" w:after="20"/>
+            </w:pPr>
+            <w:r>
+              <w:rPr>
+                <w:rFonts w:ascii="游ゴシック" w:hAnsi="游ゴシック" w:eastAsia="游ゴシック"/>
+                <w:b w:val="0"/>
+                <w:i w:val="0"/>
+                <w:sz w:val="17"/>
+              </w:rPr>
+              <w:t>第2回 小野町自立支援協議会（本日）</w:t>
+            </w:r>
+          </w:p>
+        </w:tc>
+      </w:tr>
+      <w:tr>
+        <w:tc>
+          <w:tcPr>
+            <w:tcW w:type="dxa" w:w="2835"/>
+            <w:vAlign w:val="center"/>
+          </w:tcPr>
+          <w:p>
+            <w:pPr>
+              <w:spacing w:before="20" w:after="20"/>
+            </w:pPr>
+            <w:r>
+              <w:rPr>
+                <w:rFonts w:ascii="游ゴシック" w:hAnsi="游ゴシック" w:eastAsia="游ゴシック"/>
+                <w:b w:val="0"/>
+                <w:i w:val="0"/>
+                <w:sz w:val="17"/>
+              </w:rPr>
               <w:t>令和8年12月〜令和9年1月</w:t>
             </w:r>
           </w:p>
@@ -13886,7 +14539,7 @@
           <w:i w:val="0"/>
           <w:sz w:val="17"/>
         </w:rPr>
-        <w:t>日程は第1回でお示ししたものによる。開催日は【決定後に記載】</w:t>
+        <w:t>第1回でお示しした日程を、第2回の開催時期（11月下旬）に合わせて改めたもの</w:t>
       </w:r>
     </w:p>
     <w:sectPr>

--- a/小野町_引継ぎ_整理済/08_協議会資料/令和8年度第2回小野町自立支援協議会資料（案）_20261021.docx
+++ b/小野町_引継ぎ_整理済/08_協議会資料/令和8年度第2回小野町自立支援協議会資料（案）_20261021.docx
@@ -6945,7 +6945,7 @@
           <w:i w:val="0"/>
           <w:sz w:val="21"/>
         </w:rPr>
-        <w:t xml:space="preserve"> 確定していない箇所は90か所あり、理由別に印を付けています。</w:t>
+        <w:t xml:space="preserve"> 確定していない箇所は87か所あり、理由別に印を付けています。</w:t>
       </w:r>
     </w:p>
     <w:p>
@@ -7117,7 +7117,7 @@
                 <w:i w:val="0"/>
                 <w:sz w:val="17"/>
               </w:rPr>
-              <w:t>58</w:t>
+              <w:t>55</w:t>
             </w:r>
           </w:p>
         </w:tc>
